--- a/docs/Lessons/Lesson 13 - A Hit That Reacts/Keys/Lesson_13_Key_TIC-80.docx
+++ b/docs/Lessons/Lesson 13 - A Hit That Reacts/Keys/Lesson_13_Key_TIC-80.docx
@@ -156,6 +156,68 @@
       </w:pPr>
       <w:r>
         <w:t xml:space="preserve">Score, enemies_remaining, and the win-check all still happen immediately in the hit branch, completely unchanged from Lesson 12 - only the actual table.remove() for the enemy is delayed.</w:t>
+      </w:r>
+    </w:p>
+    <w:p>
+      <w:pPr>
+        <w:spacing w:after="40" w:before="120"/>
+        <w:jc w:val="center"/>
+      </w:pPr>
+      <w:r>
+        <w:drawing>
+          <wp:inline distT="0" distB="0" distL="0" distR="0">
+            <wp:extent cx="4937760" cy="4078224"/>
+            <wp:effectExtent t="0" r="0" b="0" l="0"/>
+            <wp:docPr id="1" name="" descr="" title=""/>
+            <wp:cNvGraphicFramePr>
+              <a:graphicFrameLocks xmlns:a="http://schemas.openxmlformats.org/drawingml/2006/main" noChangeAspect="1"/>
+            </wp:cNvGraphicFramePr>
+            <a:graphic xmlns:a="http://schemas.openxmlformats.org/drawingml/2006/main">
+              <a:graphicData uri="http://schemas.openxmlformats.org/drawingml/2006/picture">
+                <pic:pic xmlns:pic="http://schemas.openxmlformats.org/drawingml/2006/picture">
+                  <pic:nvPicPr>
+                    <pic:cNvPr id="0" name="" descr=""/>
+                    <pic:cNvPicPr>
+                      <a:picLocks noChangeAspect="1" noChangeArrowheads="1"/>
+                    </pic:cNvPicPr>
+                  </pic:nvPicPr>
+                  <pic:blipFill>
+                    <a:blip r:embed="rId10" cstate="none"/>
+                    <a:srcRect/>
+                    <a:stretch>
+                      <a:fillRect/>
+                    </a:stretch>
+                  </pic:blipFill>
+                  <pic:spPr bwMode="auto">
+                    <a:xfrm>
+                      <a:off x="0" y="0"/>
+                      <a:ext cx="4937760" cy="4078224"/>
+                    </a:xfrm>
+                    <a:prstGeom prst="rect">
+                      <a:avLst/>
+                    </a:prstGeom>
+                  </pic:spPr>
+                </pic:pic>
+              </a:graphicData>
+            </a:graphic>
+          </wp:inline>
+        </w:drawing>
+      </w:r>
+    </w:p>
+    <w:p>
+      <w:pPr>
+        <w:spacing w:after="160"/>
+        <w:jc w:val="center"/>
+      </w:pPr>
+      <w:r>
+        <w:rPr>
+          <w:i/>
+          <w:iCs/>
+          <w:color w:val="888888"/>
+          <w:sz w:val="16"/>
+          <w:szCs w:val="16"/>
+        </w:rPr>
+        <w:t xml:space="preserve">Everything in the top box happens the instant the hit is detected. Only the enemy's own removal - the very last step - waits for the pause to finish.</w:t>
       </w:r>
     </w:p>
     <w:p>

--- a/docs/Lessons/Lesson 13 - A Hit That Reacts/Keys/Lesson_13_Key_TIC-80.docx
+++ b/docs/Lessons/Lesson 13 - A Hit That Reacts/Keys/Lesson_13_Key_TIC-80.docx
@@ -160,6 +160,445 @@
     </w:p>
     <w:p>
       <w:pPr>
+        <w:shd w:fill="F0F0F0" w:val="clear"/>
+        <w:spacing w:after="160" w:before="80"/>
+        <w:ind w:left="360"/>
+      </w:pPr>
+      <w:r>
+        <w:rPr>
+          <w:i/>
+          <w:iCs/>
+          <w:color w:val="555555"/>
+          <w:sz w:val="18"/>
+          <w:szCs w:val="18"/>
+        </w:rPr>
+        <w:t xml:space="preserve">Highlighted lines are new this week; everything else is code you already have.</w:t>
+      </w:r>
+      <w:r>
+        <w:br/>
+        <w:t xml:space="preserve"/>
+      </w:r>
+      <w:r>
+        <w:rPr>
+          <w:rFonts w:ascii="Consolas" w:cs="Consolas" w:eastAsia="Consolas" w:hAnsi="Consolas"/>
+          <w:sz w:val="20"/>
+          <w:szCs w:val="20"/>
+        </w:rPr>
+        <w:t xml:space="preserve">-- bullets loop's hit branch (revised):</w:t>
+      </w:r>
+      <w:r>
+        <w:br/>
+        <w:t xml:space="preserve"/>
+      </w:r>
+      <w:r>
+        <w:rPr>
+          <w:rFonts w:ascii="Consolas" w:cs="Consolas" w:eastAsia="Consolas" w:hAnsi="Consolas"/>
+          <w:sz w:val="20"/>
+          <w:szCs w:val="20"/>
+        </w:rPr>
+        <w:t xml:space="preserve">score = score + 10</w:t>
+      </w:r>
+      <w:r>
+        <w:br/>
+        <w:t xml:space="preserve"/>
+      </w:r>
+      <w:r>
+        <w:rPr>
+          <w:rFonts w:ascii="Consolas" w:cs="Consolas" w:eastAsia="Consolas" w:hAnsi="Consolas"/>
+          <w:sz w:val="20"/>
+          <w:szCs w:val="20"/>
+        </w:rPr>
+        <w:t xml:space="preserve">enemies_remaining = enemies_remaining - 1</w:t>
+      </w:r>
+      <w:r>
+        <w:br/>
+        <w:t xml:space="preserve"/>
+      </w:r>
+      <w:r>
+        <w:rPr>
+          <w:rFonts w:ascii="Consolas" w:cs="Consolas" w:eastAsia="Consolas" w:hAnsi="Consolas"/>
+          <w:sz w:val="20"/>
+          <w:szCs w:val="20"/>
+        </w:rPr>
+        <w:t xml:space="preserve">sfx(2)</w:t>
+      </w:r>
+      <w:r>
+        <w:br/>
+        <w:t xml:space="preserve"/>
+      </w:r>
+      <w:r>
+        <w:rPr>
+          <w:rFonts w:ascii="Consolas" w:cs="Consolas" w:eastAsia="Consolas" w:hAnsi="Consolas"/>
+          <w:sz w:val="20"/>
+          <w:szCs w:val="20"/>
+          <w:shd w:fill="FFE98A" w:val="clear"/>
+        </w:rPr>
+        <w:t xml:space="preserve">e.flash = 6</w:t>
+      </w:r>
+      <w:r>
+        <w:br/>
+        <w:t xml:space="preserve"/>
+      </w:r>
+      <w:r>
+        <w:rPr>
+          <w:rFonts w:ascii="Consolas" w:cs="Consolas" w:eastAsia="Consolas" w:hAnsi="Consolas"/>
+          <w:sz w:val="20"/>
+          <w:szCs w:val="20"/>
+          <w:shd w:fill="FFE98A" w:val="clear"/>
+        </w:rPr>
+        <w:t xml:space="preserve">table.insert(explosions, {x=e.x, y=e.y, t=12})</w:t>
+      </w:r>
+      <w:r>
+        <w:br/>
+        <w:t xml:space="preserve"/>
+      </w:r>
+      <w:r>
+        <w:rPr>
+          <w:rFonts w:ascii="Consolas" w:cs="Consolas" w:eastAsia="Consolas" w:hAnsi="Consolas"/>
+          <w:sz w:val="20"/>
+          <w:szCs w:val="20"/>
+        </w:rPr>
+        <w:t xml:space="preserve">if enemies_remaining &lt;= 0 then</w:t>
+      </w:r>
+      <w:r>
+        <w:br/>
+        <w:t xml:space="preserve"/>
+      </w:r>
+      <w:r>
+        <w:rPr>
+          <w:rFonts w:ascii="Consolas" w:cs="Consolas" w:eastAsia="Consolas" w:hAnsi="Consolas"/>
+          <w:sz w:val="20"/>
+          <w:szCs w:val="20"/>
+        </w:rPr>
+        <w:t xml:space="preserve"> if wave &gt;= total_waves then</w:t>
+      </w:r>
+      <w:r>
+        <w:br/>
+        <w:t xml:space="preserve"/>
+      </w:r>
+      <w:r>
+        <w:rPr>
+          <w:rFonts w:ascii="Consolas" w:cs="Consolas" w:eastAsia="Consolas" w:hAnsi="Consolas"/>
+          <w:sz w:val="20"/>
+          <w:szCs w:val="20"/>
+        </w:rPr>
+        <w:t xml:space="preserve">  game_active = false</w:t>
+      </w:r>
+      <w:r>
+        <w:br/>
+        <w:t xml:space="preserve"/>
+      </w:r>
+      <w:r>
+        <w:rPr>
+          <w:rFonts w:ascii="Consolas" w:cs="Consolas" w:eastAsia="Consolas" w:hAnsi="Consolas"/>
+          <w:sz w:val="20"/>
+          <w:szCs w:val="20"/>
+        </w:rPr>
+        <w:t xml:space="preserve">  has_won = true</w:t>
+      </w:r>
+      <w:r>
+        <w:br/>
+        <w:t xml:space="preserve"/>
+      </w:r>
+      <w:r>
+        <w:rPr>
+          <w:rFonts w:ascii="Consolas" w:cs="Consolas" w:eastAsia="Consolas" w:hAnsi="Consolas"/>
+          <w:sz w:val="20"/>
+          <w:szCs w:val="20"/>
+        </w:rPr>
+        <w:t xml:space="preserve">  sfx(3)</w:t>
+      </w:r>
+      <w:r>
+        <w:br/>
+        <w:t xml:space="preserve"/>
+      </w:r>
+      <w:r>
+        <w:rPr>
+          <w:rFonts w:ascii="Consolas" w:cs="Consolas" w:eastAsia="Consolas" w:hAnsi="Consolas"/>
+          <w:sz w:val="20"/>
+          <w:szCs w:val="20"/>
+        </w:rPr>
+        <w:t xml:space="preserve"> else</w:t>
+      </w:r>
+      <w:r>
+        <w:br/>
+        <w:t xml:space="preserve"/>
+      </w:r>
+      <w:r>
+        <w:rPr>
+          <w:rFonts w:ascii="Consolas" w:cs="Consolas" w:eastAsia="Consolas" w:hAnsi="Consolas"/>
+          <w:sz w:val="20"/>
+          <w:szCs w:val="20"/>
+        </w:rPr>
+        <w:t xml:space="preserve">  wave = wave + 1</w:t>
+      </w:r>
+      <w:r>
+        <w:br/>
+        <w:t xml:space="preserve"/>
+      </w:r>
+      <w:r>
+        <w:rPr>
+          <w:rFonts w:ascii="Consolas" w:cs="Consolas" w:eastAsia="Consolas" w:hAnsi="Consolas"/>
+          <w:sz w:val="20"/>
+          <w:szCs w:val="20"/>
+        </w:rPr>
+        <w:t xml:space="preserve">  enemies_remaining = 5</w:t>
+      </w:r>
+      <w:r>
+        <w:br/>
+        <w:t xml:space="preserve"/>
+      </w:r>
+      <w:r>
+        <w:rPr>
+          <w:rFonts w:ascii="Consolas" w:cs="Consolas" w:eastAsia="Consolas" w:hAnsi="Consolas"/>
+          <w:sz w:val="20"/>
+          <w:szCs w:val="20"/>
+        </w:rPr>
+        <w:t xml:space="preserve">  sfx(6)</w:t>
+      </w:r>
+      <w:r>
+        <w:br/>
+        <w:t xml:space="preserve"/>
+      </w:r>
+      <w:r>
+        <w:rPr>
+          <w:rFonts w:ascii="Consolas" w:cs="Consolas" w:eastAsia="Consolas" w:hAnsi="Consolas"/>
+          <w:sz w:val="20"/>
+          <w:szCs w:val="20"/>
+        </w:rPr>
+        <w:t xml:space="preserve">  spawn_wave()</w:t>
+      </w:r>
+      <w:r>
+        <w:br/>
+        <w:t xml:space="preserve"/>
+      </w:r>
+      <w:r>
+        <w:rPr>
+          <w:rFonts w:ascii="Consolas" w:cs="Consolas" w:eastAsia="Consolas" w:hAnsi="Consolas"/>
+          <w:sz w:val="20"/>
+          <w:szCs w:val="20"/>
+        </w:rPr>
+        <w:t xml:space="preserve"> end</w:t>
+      </w:r>
+      <w:r>
+        <w:br/>
+        <w:t xml:space="preserve"/>
+      </w:r>
+      <w:r>
+        <w:rPr>
+          <w:rFonts w:ascii="Consolas" w:cs="Consolas" w:eastAsia="Consolas" w:hAnsi="Consolas"/>
+          <w:sz w:val="20"/>
+          <w:szCs w:val="20"/>
+        </w:rPr>
+        <w:t xml:space="preserve">end</w:t>
+      </w:r>
+      <w:r>
+        <w:br/>
+        <w:t xml:space="preserve"/>
+      </w:r>
+      <w:r>
+        <w:rPr>
+          <w:rFonts w:ascii="Consolas" w:cs="Consolas" w:eastAsia="Consolas" w:hAnsi="Consolas"/>
+          <w:sz w:val="20"/>
+          <w:szCs w:val="20"/>
+        </w:rPr>
+        <w:t xml:space="preserve"/>
+      </w:r>
+      <w:r>
+        <w:br/>
+        <w:t xml:space="preserve"/>
+      </w:r>
+      <w:r>
+        <w:rPr>
+          <w:rFonts w:ascii="Consolas" w:cs="Consolas" w:eastAsia="Consolas" w:hAnsi="Consolas"/>
+          <w:sz w:val="20"/>
+          <w:szCs w:val="20"/>
+        </w:rPr>
+        <w:t xml:space="preserve">-- new update loop (each frame, before drawing):</w:t>
+      </w:r>
+      <w:r>
+        <w:br/>
+        <w:t xml:space="preserve"/>
+      </w:r>
+      <w:r>
+        <w:rPr>
+          <w:rFonts w:ascii="Consolas" w:cs="Consolas" w:eastAsia="Consolas" w:hAnsi="Consolas"/>
+          <w:sz w:val="20"/>
+          <w:szCs w:val="20"/>
+          <w:shd w:fill="FFE98A" w:val="clear"/>
+        </w:rPr>
+        <w:t xml:space="preserve">for i=#enemies,1,-1 do</w:t>
+      </w:r>
+      <w:r>
+        <w:br/>
+        <w:t xml:space="preserve"/>
+      </w:r>
+      <w:r>
+        <w:rPr>
+          <w:rFonts w:ascii="Consolas" w:cs="Consolas" w:eastAsia="Consolas" w:hAnsi="Consolas"/>
+          <w:sz w:val="20"/>
+          <w:szCs w:val="20"/>
+          <w:shd w:fill="FFE98A" w:val="clear"/>
+        </w:rPr>
+        <w:t xml:space="preserve"> local e = enemies[i]</w:t>
+      </w:r>
+      <w:r>
+        <w:br/>
+        <w:t xml:space="preserve"/>
+      </w:r>
+      <w:r>
+        <w:rPr>
+          <w:rFonts w:ascii="Consolas" w:cs="Consolas" w:eastAsia="Consolas" w:hAnsi="Consolas"/>
+          <w:sz w:val="20"/>
+          <w:szCs w:val="20"/>
+          <w:shd w:fill="FFE98A" w:val="clear"/>
+        </w:rPr>
+        <w:t xml:space="preserve"> if e.flash then</w:t>
+      </w:r>
+      <w:r>
+        <w:br/>
+        <w:t xml:space="preserve"/>
+      </w:r>
+      <w:r>
+        <w:rPr>
+          <w:rFonts w:ascii="Consolas" w:cs="Consolas" w:eastAsia="Consolas" w:hAnsi="Consolas"/>
+          <w:sz w:val="20"/>
+          <w:szCs w:val="20"/>
+          <w:shd w:fill="FFE98A" w:val="clear"/>
+        </w:rPr>
+        <w:t xml:space="preserve">  e.flash = e.flash - 1</w:t>
+      </w:r>
+      <w:r>
+        <w:br/>
+        <w:t xml:space="preserve"/>
+      </w:r>
+      <w:r>
+        <w:rPr>
+          <w:rFonts w:ascii="Consolas" w:cs="Consolas" w:eastAsia="Consolas" w:hAnsi="Consolas"/>
+          <w:sz w:val="20"/>
+          <w:szCs w:val="20"/>
+          <w:shd w:fill="FFE98A" w:val="clear"/>
+        </w:rPr>
+        <w:t xml:space="preserve">  if e.flash &lt;= 0 then table.remove(enemies, i) end</w:t>
+      </w:r>
+      <w:r>
+        <w:br/>
+        <w:t xml:space="preserve"/>
+      </w:r>
+      <w:r>
+        <w:rPr>
+          <w:rFonts w:ascii="Consolas" w:cs="Consolas" w:eastAsia="Consolas" w:hAnsi="Consolas"/>
+          <w:sz w:val="20"/>
+          <w:szCs w:val="20"/>
+          <w:shd w:fill="FFE98A" w:val="clear"/>
+        </w:rPr>
+        <w:t xml:space="preserve"> end</w:t>
+      </w:r>
+      <w:r>
+        <w:br/>
+        <w:t xml:space="preserve"/>
+      </w:r>
+      <w:r>
+        <w:rPr>
+          <w:rFonts w:ascii="Consolas" w:cs="Consolas" w:eastAsia="Consolas" w:hAnsi="Consolas"/>
+          <w:sz w:val="20"/>
+          <w:szCs w:val="20"/>
+          <w:shd w:fill="FFE98A" w:val="clear"/>
+        </w:rPr>
+        <w:t xml:space="preserve">end</w:t>
+      </w:r>
+      <w:r>
+        <w:br/>
+        <w:t xml:space="preserve"/>
+      </w:r>
+      <w:r>
+        <w:rPr>
+          <w:rFonts w:ascii="Consolas" w:cs="Consolas" w:eastAsia="Consolas" w:hAnsi="Consolas"/>
+          <w:sz w:val="20"/>
+          <w:szCs w:val="20"/>
+          <w:shd w:fill="FFE98A" w:val="clear"/>
+        </w:rPr>
+        <w:t xml:space="preserve">for i=#explosions,1,-1 do</w:t>
+      </w:r>
+      <w:r>
+        <w:br/>
+        <w:t xml:space="preserve"/>
+      </w:r>
+      <w:r>
+        <w:rPr>
+          <w:rFonts w:ascii="Consolas" w:cs="Consolas" w:eastAsia="Consolas" w:hAnsi="Consolas"/>
+          <w:sz w:val="20"/>
+          <w:szCs w:val="20"/>
+          <w:shd w:fill="FFE98A" w:val="clear"/>
+        </w:rPr>
+        <w:t xml:space="preserve"> explosions[i].t = explosions[i].t - 1</w:t>
+      </w:r>
+      <w:r>
+        <w:br/>
+        <w:t xml:space="preserve"/>
+      </w:r>
+      <w:r>
+        <w:rPr>
+          <w:rFonts w:ascii="Consolas" w:cs="Consolas" w:eastAsia="Consolas" w:hAnsi="Consolas"/>
+          <w:sz w:val="20"/>
+          <w:szCs w:val="20"/>
+          <w:shd w:fill="FFE98A" w:val="clear"/>
+        </w:rPr>
+        <w:t xml:space="preserve"> if explosions[i].t &lt;= 0 then table.remove(explosions, i) end</w:t>
+      </w:r>
+      <w:r>
+        <w:br/>
+        <w:t xml:space="preserve"/>
+      </w:r>
+      <w:r>
+        <w:rPr>
+          <w:rFonts w:ascii="Consolas" w:cs="Consolas" w:eastAsia="Consolas" w:hAnsi="Consolas"/>
+          <w:sz w:val="20"/>
+          <w:szCs w:val="20"/>
+          <w:shd w:fill="FFE98A" w:val="clear"/>
+        </w:rPr>
+        <w:t xml:space="preserve">end</w:t>
+      </w:r>
+      <w:r>
+        <w:br/>
+        <w:t xml:space="preserve"/>
+      </w:r>
+      <w:r>
+        <w:rPr>
+          <w:rFonts w:ascii="Consolas" w:cs="Consolas" w:eastAsia="Consolas" w:hAnsi="Consolas"/>
+          <w:sz w:val="20"/>
+          <w:szCs w:val="20"/>
+        </w:rPr>
+        <w:t xml:space="preserve"/>
+      </w:r>
+      <w:r>
+        <w:br/>
+        <w:t xml:space="preserve"/>
+      </w:r>
+      <w:r>
+        <w:rPr>
+          <w:rFonts w:ascii="Consolas" w:cs="Consolas" w:eastAsia="Consolas" w:hAnsi="Consolas"/>
+          <w:sz w:val="20"/>
+          <w:szCs w:val="20"/>
+        </w:rPr>
+        <w:t xml:space="preserve">-- drawing (per enemy):</w:t>
+      </w:r>
+      <w:r>
+        <w:br/>
+        <w:t xml:space="preserve"/>
+      </w:r>
+      <w:r>
+        <w:rPr>
+          <w:rFonts w:ascii="Consolas" w:cs="Consolas" w:eastAsia="Consolas" w:hAnsi="Consolas"/>
+          <w:sz w:val="20"/>
+          <w:szCs w:val="20"/>
+          <w:shd w:fill="FFE98A" w:val="clear"/>
+        </w:rPr>
+        <w:t xml:space="preserve">if e.flash then spr(FLASH_SPRITE, e.x, e.y, 14) else spr(ENEMY_SPRITE, e.x, e.y, 14) end</w:t>
+      </w:r>
+    </w:p>
+    <w:p>
+      <w:pPr>
         <w:spacing w:after="40" w:before="120"/>
         <w:jc w:val="center"/>
       </w:pPr>
@@ -286,6 +725,392 @@
       </w:pPr>
       <w:r>
         <w:t xml:space="preserve">For students comparing engines: point out that TIC-80's flash-countdown-in-a-table and GameMaker's alarm[0]-plus-Alarm-event solve the identical problem - both engines lack a blocking wait, so both split 'trigger' and 'finish' into two separate places in code.</w:t>
+      </w:r>
+    </w:p>
+    <w:p>
+      <w:pPr>
+        <w:spacing w:after="160"/>
+      </w:pPr>
+      <w:r>
+        <w:rPr>
+          <w:b/>
+          <w:bCs/>
+        </w:rPr>
+        <w:t xml:space="preserve">Level 2 - complete code:</w:t>
+      </w:r>
+    </w:p>
+    <w:p>
+      <w:pPr>
+        <w:shd w:fill="F0F0F0" w:val="clear"/>
+        <w:spacing w:after="160" w:before="80"/>
+        <w:ind w:left="360"/>
+      </w:pPr>
+      <w:r>
+        <w:rPr>
+          <w:rFonts w:ascii="Consolas" w:cs="Consolas" w:eastAsia="Consolas" w:hAnsi="Consolas"/>
+          <w:sz w:val="20"/>
+          <w:szCs w:val="20"/>
+        </w:rPr>
+        <w:t xml:space="preserve">-- Level 2 is verification only - the Level 1 code already produces a working flash and explosion, so no lines change.</w:t>
+      </w:r>
+      <w:r>
+        <w:br/>
+        <w:t xml:space="preserve"/>
+      </w:r>
+      <w:r>
+        <w:rPr>
+          <w:rFonts w:ascii="Consolas" w:cs="Consolas" w:eastAsia="Consolas" w:hAnsi="Consolas"/>
+          <w:sz w:val="20"/>
+          <w:szCs w:val="20"/>
+        </w:rPr>
+        <w:t xml:space="preserve">-- Checks: play a full round and confirm every single hit flashes and explodes, with no enemy left stuck mid-flash and no explosion left on screen;</w:t>
+      </w:r>
+      <w:r>
+        <w:br/>
+        <w:t xml:space="preserve"/>
+      </w:r>
+      <w:r>
+        <w:rPr>
+          <w:rFonts w:ascii="Consolas" w:cs="Consolas" w:eastAsia="Consolas" w:hAnsi="Consolas"/>
+          <w:sz w:val="20"/>
+          <w:szCs w:val="20"/>
+        </w:rPr>
+        <w:t xml:space="preserve">-- confirm score/enemies_remaining/wave-clear/win-check all still happen at exactly the same instant they did before this lesson - only the enemy's own final removal is delayed;</w:t>
+      </w:r>
+      <w:r>
+        <w:br/>
+        <w:t xml:space="preserve"/>
+      </w:r>
+      <w:r>
+        <w:rPr>
+          <w:rFonts w:ascii="Consolas" w:cs="Consolas" w:eastAsia="Consolas" w:hAnsi="Consolas"/>
+          <w:sz w:val="20"/>
+          <w:szCs w:val="20"/>
+        </w:rPr>
+        <w:t xml:space="preserve">-- confirm a second bullet hitting an already-flashing enemy does not double-register a kill.</w:t>
+      </w:r>
+    </w:p>
+    <w:p>
+      <w:pPr>
+        <w:spacing w:after="160"/>
+      </w:pPr>
+      <w:r>
+        <w:rPr>
+          <w:b/>
+          <w:bCs/>
+        </w:rPr>
+        <w:t xml:space="preserve">Level 3 - complete code (all three goals combined):</w:t>
+      </w:r>
+    </w:p>
+    <w:p>
+      <w:pPr>
+        <w:shd w:fill="F0F0F0" w:val="clear"/>
+        <w:spacing w:after="160" w:before="80"/>
+        <w:ind w:left="360"/>
+      </w:pPr>
+      <w:r>
+        <w:rPr>
+          <w:i/>
+          <w:iCs/>
+          <w:color w:val="555555"/>
+          <w:sz w:val="18"/>
+          <w:szCs w:val="18"/>
+        </w:rPr>
+        <w:t xml:space="preserve">Highlighted lines are the Level 3 additions on top of the Level 1 code.</w:t>
+      </w:r>
+      <w:r>
+        <w:br/>
+        <w:t xml:space="preserve"/>
+      </w:r>
+      <w:r>
+        <w:rPr>
+          <w:rFonts w:ascii="Consolas" w:cs="Consolas" w:eastAsia="Consolas" w:hAnsi="Consolas"/>
+          <w:sz w:val="20"/>
+          <w:szCs w:val="20"/>
+        </w:rPr>
+        <w:t xml:space="preserve">-- new update loop (each frame, before drawing) - Level 3 explosion animation added:</w:t>
+      </w:r>
+      <w:r>
+        <w:br/>
+        <w:t xml:space="preserve"/>
+      </w:r>
+      <w:r>
+        <w:rPr>
+          <w:rFonts w:ascii="Consolas" w:cs="Consolas" w:eastAsia="Consolas" w:hAnsi="Consolas"/>
+          <w:sz w:val="20"/>
+          <w:szCs w:val="20"/>
+        </w:rPr>
+        <w:t xml:space="preserve">for i=#enemies,1,-1 do</w:t>
+      </w:r>
+      <w:r>
+        <w:br/>
+        <w:t xml:space="preserve"/>
+      </w:r>
+      <w:r>
+        <w:rPr>
+          <w:rFonts w:ascii="Consolas" w:cs="Consolas" w:eastAsia="Consolas" w:hAnsi="Consolas"/>
+          <w:sz w:val="20"/>
+          <w:szCs w:val="20"/>
+        </w:rPr>
+        <w:t xml:space="preserve"> local e = enemies[i]</w:t>
+      </w:r>
+      <w:r>
+        <w:br/>
+        <w:t xml:space="preserve"/>
+      </w:r>
+      <w:r>
+        <w:rPr>
+          <w:rFonts w:ascii="Consolas" w:cs="Consolas" w:eastAsia="Consolas" w:hAnsi="Consolas"/>
+          <w:sz w:val="20"/>
+          <w:szCs w:val="20"/>
+        </w:rPr>
+        <w:t xml:space="preserve"> if e.flash then</w:t>
+      </w:r>
+      <w:r>
+        <w:br/>
+        <w:t xml:space="preserve"/>
+      </w:r>
+      <w:r>
+        <w:rPr>
+          <w:rFonts w:ascii="Consolas" w:cs="Consolas" w:eastAsia="Consolas" w:hAnsi="Consolas"/>
+          <w:sz w:val="20"/>
+          <w:szCs w:val="20"/>
+        </w:rPr>
+        <w:t xml:space="preserve">  e.flash = e.flash - 1</w:t>
+      </w:r>
+      <w:r>
+        <w:br/>
+        <w:t xml:space="preserve"/>
+      </w:r>
+      <w:r>
+        <w:rPr>
+          <w:rFonts w:ascii="Consolas" w:cs="Consolas" w:eastAsia="Consolas" w:hAnsi="Consolas"/>
+          <w:sz w:val="20"/>
+          <w:szCs w:val="20"/>
+        </w:rPr>
+        <w:t xml:space="preserve">  if e.flash &lt;= 0 then table.remove(enemies, i) end</w:t>
+      </w:r>
+      <w:r>
+        <w:br/>
+        <w:t xml:space="preserve"/>
+      </w:r>
+      <w:r>
+        <w:rPr>
+          <w:rFonts w:ascii="Consolas" w:cs="Consolas" w:eastAsia="Consolas" w:hAnsi="Consolas"/>
+          <w:sz w:val="20"/>
+          <w:szCs w:val="20"/>
+        </w:rPr>
+        <w:t xml:space="preserve"> end</w:t>
+      </w:r>
+      <w:r>
+        <w:br/>
+        <w:t xml:space="preserve"/>
+      </w:r>
+      <w:r>
+        <w:rPr>
+          <w:rFonts w:ascii="Consolas" w:cs="Consolas" w:eastAsia="Consolas" w:hAnsi="Consolas"/>
+          <w:sz w:val="20"/>
+          <w:szCs w:val="20"/>
+        </w:rPr>
+        <w:t xml:space="preserve">end</w:t>
+      </w:r>
+      <w:r>
+        <w:br/>
+        <w:t xml:space="preserve"/>
+      </w:r>
+      <w:r>
+        <w:rPr>
+          <w:rFonts w:ascii="Consolas" w:cs="Consolas" w:eastAsia="Consolas" w:hAnsi="Consolas"/>
+          <w:sz w:val="20"/>
+          <w:szCs w:val="20"/>
+        </w:rPr>
+        <w:t xml:space="preserve">for i=#explosions,1,-1 do</w:t>
+      </w:r>
+      <w:r>
+        <w:br/>
+        <w:t xml:space="preserve"/>
+      </w:r>
+      <w:r>
+        <w:rPr>
+          <w:rFonts w:ascii="Consolas" w:cs="Consolas" w:eastAsia="Consolas" w:hAnsi="Consolas"/>
+          <w:sz w:val="20"/>
+          <w:szCs w:val="20"/>
+        </w:rPr>
+        <w:t xml:space="preserve"> local ex = explosions[i]</w:t>
+      </w:r>
+      <w:r>
+        <w:br/>
+        <w:t xml:space="preserve"/>
+      </w:r>
+      <w:r>
+        <w:rPr>
+          <w:rFonts w:ascii="Consolas" w:cs="Consolas" w:eastAsia="Consolas" w:hAnsi="Consolas"/>
+          <w:sz w:val="20"/>
+          <w:szCs w:val="20"/>
+        </w:rPr>
+        <w:t xml:space="preserve"> ex.t = ex.t - 1</w:t>
+      </w:r>
+      <w:r>
+        <w:br/>
+        <w:t xml:space="preserve"/>
+      </w:r>
+      <w:r>
+        <w:rPr>
+          <w:rFonts w:ascii="Consolas" w:cs="Consolas" w:eastAsia="Consolas" w:hAnsi="Consolas"/>
+          <w:sz w:val="20"/>
+          <w:szCs w:val="20"/>
+          <w:shd w:fill="FFE98A" w:val="clear"/>
+        </w:rPr>
+        <w:t xml:space="preserve"> ex.frame = 1 + math.floor((12 - ex.t) / 4) % 3</w:t>
+      </w:r>
+      <w:r>
+        <w:br/>
+        <w:t xml:space="preserve"/>
+      </w:r>
+      <w:r>
+        <w:rPr>
+          <w:rFonts w:ascii="Consolas" w:cs="Consolas" w:eastAsia="Consolas" w:hAnsi="Consolas"/>
+          <w:sz w:val="20"/>
+          <w:szCs w:val="20"/>
+        </w:rPr>
+        <w:t xml:space="preserve"> if ex.t &lt;= 0 then table.remove(explosions, i) end</w:t>
+      </w:r>
+      <w:r>
+        <w:br/>
+        <w:t xml:space="preserve"/>
+      </w:r>
+      <w:r>
+        <w:rPr>
+          <w:rFonts w:ascii="Consolas" w:cs="Consolas" w:eastAsia="Consolas" w:hAnsi="Consolas"/>
+          <w:sz w:val="20"/>
+          <w:szCs w:val="20"/>
+        </w:rPr>
+        <w:t xml:space="preserve">end</w:t>
+      </w:r>
+      <w:r>
+        <w:br/>
+        <w:t xml:space="preserve"/>
+      </w:r>
+      <w:r>
+        <w:rPr>
+          <w:rFonts w:ascii="Consolas" w:cs="Consolas" w:eastAsia="Consolas" w:hAnsi="Consolas"/>
+          <w:sz w:val="20"/>
+          <w:szCs w:val="20"/>
+        </w:rPr>
+        <w:t xml:space="preserve"/>
+      </w:r>
+      <w:r>
+        <w:br/>
+        <w:t xml:space="preserve"/>
+      </w:r>
+      <w:r>
+        <w:rPr>
+          <w:rFonts w:ascii="Consolas" w:cs="Consolas" w:eastAsia="Consolas" w:hAnsi="Consolas"/>
+          <w:sz w:val="20"/>
+          <w:szCs w:val="20"/>
+        </w:rPr>
+        <w:t xml:space="preserve">-- drawing (per enemy) - Level 3 flicker (replaces the plain flash-vs-normal check):</w:t>
+      </w:r>
+      <w:r>
+        <w:br/>
+        <w:t xml:space="preserve"/>
+      </w:r>
+      <w:r>
+        <w:rPr>
+          <w:rFonts w:ascii="Consolas" w:cs="Consolas" w:eastAsia="Consolas" w:hAnsi="Consolas"/>
+          <w:sz w:val="20"/>
+          <w:szCs w:val="20"/>
+          <w:shd w:fill="FFE98A" w:val="clear"/>
+        </w:rPr>
+        <w:t xml:space="preserve">if e.flash and e.flash % 2 == 0 then</w:t>
+      </w:r>
+      <w:r>
+        <w:br/>
+        <w:t xml:space="preserve"/>
+      </w:r>
+      <w:r>
+        <w:rPr>
+          <w:rFonts w:ascii="Consolas" w:cs="Consolas" w:eastAsia="Consolas" w:hAnsi="Consolas"/>
+          <w:sz w:val="20"/>
+          <w:szCs w:val="20"/>
+          <w:shd w:fill="FFE98A" w:val="clear"/>
+        </w:rPr>
+        <w:t xml:space="preserve"> spr(FLASH_SPRITE, e.x, e.y, 14)</w:t>
+      </w:r>
+      <w:r>
+        <w:br/>
+        <w:t xml:space="preserve"/>
+      </w:r>
+      <w:r>
+        <w:rPr>
+          <w:rFonts w:ascii="Consolas" w:cs="Consolas" w:eastAsia="Consolas" w:hAnsi="Consolas"/>
+          <w:sz w:val="20"/>
+          <w:szCs w:val="20"/>
+          <w:shd w:fill="FFE98A" w:val="clear"/>
+        </w:rPr>
+        <w:t xml:space="preserve">else</w:t>
+      </w:r>
+      <w:r>
+        <w:br/>
+        <w:t xml:space="preserve"/>
+      </w:r>
+      <w:r>
+        <w:rPr>
+          <w:rFonts w:ascii="Consolas" w:cs="Consolas" w:eastAsia="Consolas" w:hAnsi="Consolas"/>
+          <w:sz w:val="20"/>
+          <w:szCs w:val="20"/>
+        </w:rPr>
+        <w:t xml:space="preserve">  spr(ENEMY_SPRITE, e.x, e.y, 14)</w:t>
+      </w:r>
+      <w:r>
+        <w:br/>
+        <w:t xml:space="preserve"/>
+      </w:r>
+      <w:r>
+        <w:rPr>
+          <w:rFonts w:ascii="Consolas" w:cs="Consolas" w:eastAsia="Consolas" w:hAnsi="Consolas"/>
+          <w:sz w:val="20"/>
+          <w:szCs w:val="20"/>
+          <w:shd w:fill="FFE98A" w:val="clear"/>
+        </w:rPr>
+        <w:t xml:space="preserve">end</w:t>
+      </w:r>
+      <w:r>
+        <w:br/>
+        <w:t xml:space="preserve"/>
+      </w:r>
+      <w:r>
+        <w:rPr>
+          <w:rFonts w:ascii="Consolas" w:cs="Consolas" w:eastAsia="Consolas" w:hAnsi="Consolas"/>
+          <w:sz w:val="20"/>
+          <w:szCs w:val="20"/>
+        </w:rPr>
+        <w:t xml:space="preserve"/>
+      </w:r>
+      <w:r>
+        <w:br/>
+        <w:t xml:space="preserve"/>
+      </w:r>
+      <w:r>
+        <w:rPr>
+          <w:rFonts w:ascii="Consolas" w:cs="Consolas" w:eastAsia="Consolas" w:hAnsi="Consolas"/>
+          <w:sz w:val="20"/>
+          <w:szCs w:val="20"/>
+        </w:rPr>
+        <w:t xml:space="preserve">-- drawing (per explosion) - Level 3 multi-frame burst animation:</w:t>
+      </w:r>
+      <w:r>
+        <w:br/>
+        <w:t xml:space="preserve"/>
+      </w:r>
+      <w:r>
+        <w:rPr>
+          <w:rFonts w:ascii="Consolas" w:cs="Consolas" w:eastAsia="Consolas" w:hAnsi="Consolas"/>
+          <w:sz w:val="20"/>
+          <w:szCs w:val="20"/>
+          <w:shd w:fill="FFE98A" w:val="clear"/>
+        </w:rPr>
+        <w:t xml:space="preserve">spr(EXPLOSION_SPRITE + ex.frame, ex.x, ex.y, 14)</w:t>
       </w:r>
     </w:p>
     <w:p>
